--- a/zht/docx/208.content.docx
+++ b/zht/docx/208.content.docx
@@ -5048,7 +5048,7 @@
         <w:rPr>
           <w:lang w:val="zh_TW" w:bidi="zh_TW"/>
         </w:rPr>
-        <w:t>同時，斐洛的思維方式卻非常希臘化。他大概不太懂希伯來文（猶太聖經的原文），反而是向希臘教師學習。斐洛在閱讀聖經時，主要研究舊約聖經，尤其是首五卷書。他讀的是希臘文譯本，而不是希伯來文原文。斐洛相信，神曾引導這些書卷被翻譯成希臘文，因此他認為自己無需再查考希伯來文原文。</w:t>
+        <w:t>同時，斐洛的思維方式卻非常希臘化。他大概不太懂希伯來文（猶太聖經的原文），反而是向希臘教師學習。斐洛在閱讀經文時，主要研究舊約聖經，尤其是首五卷書。他讀的是希臘文譯本，而不是希伯來文原文。斐洛相信，神曾引導這些書卷被翻譯成希臘文，因此他認為自己無需再查考希伯來文原文。</w:t>
       </w:r>
     </w:p>
     <w:p>
@@ -5401,7 +5401,20 @@
         <w:rPr>
           <w:lang w:val="zh_TW" w:bidi="zh_TW"/>
         </w:rPr>
-        <w:t>許多基督教作家後來採用斐洛關於道的一些思想。約翰福音的作者在這方面特別重要。在福音書的開頭，約翰稱Logos為「道」，並說神藉著它創造了世界（見</w:t>
+        <w:t xml:space="preserve">許多基督教作家後來採用斐洛關於道的一些思想。約翰福音的作者在這方面特別重要。在福音書的開頭，約翰將永存的聖子稱為 </w:t>
+      </w:r>
+      <w:r>
+        <w:rPr>
+          <w:b/>
+          <w:lang w:val="zh_TW" w:bidi="zh_TW"/>
+        </w:rPr>
+        <w:t>Logos</w:t>
+      </w:r>
+      <w:r>
+        <w:rPr>
+          <w:lang w:val="zh_TW" w:bidi="zh_TW"/>
+        </w:rPr>
+        <w:t>（在多數英文譯本中譯為“the Word”，中文聖經通常譯為「道」或「話語」）。約翰指出，神乃是藉著「道」創造了世界（見</w:t>
       </w:r>
       <w:r>
         <w:rPr>
